--- a/EXO BDD.docx
+++ b/EXO BDD.docx
@@ -217,7 +217,6 @@
       <w:r>
         <w:t>CLIENT (</w:t>
       </w:r>
-      <w:proofErr w:type="spellStart"/>
       <w:r>
         <w:rPr>
           <w:u w:val="single"/>
@@ -236,109 +235,63 @@
         </w:rPr>
         <w:t>clt</w:t>
       </w:r>
-      <w:proofErr w:type="spellEnd"/>
-      <w:r>
-        <w:t xml:space="preserve">, Nom, Prénom, </w:t>
-      </w:r>
-      <w:proofErr w:type="spellStart"/>
-      <w:r>
-        <w:t>Date_Naiss</w:t>
-      </w:r>
-      <w:proofErr w:type="spellEnd"/>
-      <w:r>
-        <w:t>, Adresse)</w:t>
+      <w:r>
+        <w:t>, Nom, Prénom, Date_Naiss, Adresse)</w:t>
       </w:r>
     </w:p>
     <w:p>
       <w:r>
         <w:t>DISQUE (</w:t>
       </w:r>
-      <w:proofErr w:type="spellStart"/>
       <w:r>
         <w:rPr>
           <w:u w:val="single"/>
         </w:rPr>
         <w:t>Num_ref_dsq</w:t>
       </w:r>
-      <w:proofErr w:type="spellEnd"/>
-      <w:r>
-        <w:t xml:space="preserve">, #Id_clt, Titre, </w:t>
-      </w:r>
-      <w:proofErr w:type="spellStart"/>
-      <w:r>
-        <w:t>Date_Gravure</w:t>
-      </w:r>
-      <w:proofErr w:type="spellEnd"/>
+      <w:r>
+        <w:t>, #Id_clt, Titre, Date_Gravure)</w:t>
+      </w:r>
+    </w:p>
+    <w:p>
+      <w:r>
+        <w:t xml:space="preserve">RAYON </w:t>
+      </w:r>
+      <w:r>
+        <w:rPr>
+          <w:u w:val="single"/>
+        </w:rPr>
+        <w:t>(Id_Rayon</w:t>
+      </w:r>
+      <w:r>
+        <w:t>, # Num_ref_dsq, Libellé, Num_Rayon</w:t>
+      </w:r>
       <w:r>
         <w:t>)</w:t>
       </w:r>
     </w:p>
     <w:p>
       <w:r>
-        <w:t xml:space="preserve">RAYON </w:t>
+        <w:t>Artiste(</w:t>
       </w:r>
       <w:r>
         <w:rPr>
           <w:u w:val="single"/>
         </w:rPr>
-        <w:t>(</w:t>
-      </w:r>
-      <w:proofErr w:type="spellStart"/>
+        <w:t>Id_Artiste</w:t>
+      </w:r>
+      <w:r>
+        <w:t>, #</w:t>
+      </w:r>
       <w:r>
         <w:rPr>
           <w:u w:val="single"/>
         </w:rPr>
-        <w:t>Id_Rayon</w:t>
-      </w:r>
-      <w:proofErr w:type="spellEnd"/>
-      <w:r>
-        <w:t xml:space="preserve">, # </w:t>
-      </w:r>
-      <w:proofErr w:type="spellStart"/>
+        <w:t xml:space="preserve"> </w:t>
+      </w:r>
       <w:r>
         <w:t>Num_ref_dsq</w:t>
       </w:r>
-      <w:proofErr w:type="spellEnd"/>
-      <w:r>
-        <w:t xml:space="preserve">, Libellé, </w:t>
-      </w:r>
-      <w:proofErr w:type="spellStart"/>
-      <w:r>
-        <w:t>Num_Rayon</w:t>
-      </w:r>
-      <w:proofErr w:type="spellEnd"/>
-      <w:r>
-        <w:t>)</w:t>
-      </w:r>
-    </w:p>
-    <w:p>
-      <w:proofErr w:type="gramStart"/>
-      <w:r>
-        <w:t>Artiste(</w:t>
-      </w:r>
-      <w:proofErr w:type="spellStart"/>
-      <w:proofErr w:type="gramEnd"/>
-      <w:r>
-        <w:rPr>
-          <w:u w:val="single"/>
-        </w:rPr>
-        <w:t>Id_Artiste</w:t>
-      </w:r>
-      <w:proofErr w:type="spellEnd"/>
-      <w:r>
-        <w:t>, #</w:t>
-      </w:r>
-      <w:r>
-        <w:rPr>
-          <w:u w:val="single"/>
-        </w:rPr>
-        <w:t xml:space="preserve"> </w:t>
-      </w:r>
-      <w:proofErr w:type="spellStart"/>
-      <w:r>
-        <w:t>Num_ref_dsq</w:t>
-      </w:r>
-      <w:proofErr w:type="spellEnd"/>
       <w:r>
         <w:t>, Nom, Prénom, Pays, Domaine)</w:t>
       </w:r>
@@ -495,6 +448,9 @@
         </w:rPr>
       </w:pPr>
       <w:r>
+        <w:rPr>
+          <w:noProof/>
+        </w:rPr>
         <w:drawing>
           <wp:inline distT="0" distB="0" distL="0" distR="0" wp14:anchorId="2A63E006" wp14:editId="6828EA5C">
             <wp:extent cx="3985260" cy="1238365"/>
@@ -618,6 +574,9 @@
         </w:rPr>
       </w:pPr>
       <w:r>
+        <w:rPr>
+          <w:noProof/>
+        </w:rPr>
         <w:drawing>
           <wp:inline distT="0" distB="0" distL="0" distR="0" wp14:anchorId="04D7271B" wp14:editId="09E850D6">
             <wp:extent cx="4320540" cy="3110866"/>
@@ -643,6 +602,70 @@
                     <a:xfrm>
                       <a:off x="0" y="0"/>
                       <a:ext cx="4351850" cy="3133410"/>
+                    </a:xfrm>
+                    <a:prstGeom prst="rect">
+                      <a:avLst/>
+                    </a:prstGeom>
+                  </pic:spPr>
+                </pic:pic>
+              </a:graphicData>
+            </a:graphic>
+          </wp:inline>
+        </w:drawing>
+      </w:r>
+    </w:p>
+    <w:p>
+      <w:pPr>
+        <w:rPr>
+          <w:sz w:val="48"/>
+          <w:szCs w:val="48"/>
+        </w:rPr>
+      </w:pPr>
+      <w:r>
+        <w:rPr>
+          <w:sz w:val="48"/>
+          <w:szCs w:val="48"/>
+        </w:rPr>
+        <w:lastRenderedPageBreak/>
+        <w:t xml:space="preserve">Jeux de société : </w:t>
+      </w:r>
+    </w:p>
+    <w:p>
+      <w:pPr>
+        <w:rPr>
+          <w:sz w:val="48"/>
+          <w:szCs w:val="48"/>
+        </w:rPr>
+      </w:pPr>
+      <w:r>
+        <w:rPr>
+          <w:noProof/>
+        </w:rPr>
+        <w:drawing>
+          <wp:inline distT="0" distB="0" distL="0" distR="0" wp14:anchorId="262BE137" wp14:editId="4D66B288">
+            <wp:extent cx="5760720" cy="2914650"/>
+            <wp:effectExtent l="0" t="0" r="0" b="0"/>
+            <wp:docPr id="19819071" name="Image 1" descr="Une image contenant capture d’écran, diagramme, conception&#10;&#10;Le contenu généré par l’IA peut être incorrect."/>
+            <wp:cNvGraphicFramePr>
+              <a:graphicFrameLocks xmlns:a="http://schemas.openxmlformats.org/drawingml/2006/main" noChangeAspect="1"/>
+            </wp:cNvGraphicFramePr>
+            <a:graphic xmlns:a="http://schemas.openxmlformats.org/drawingml/2006/main">
+              <a:graphicData uri="http://schemas.openxmlformats.org/drawingml/2006/picture">
+                <pic:pic xmlns:pic="http://schemas.openxmlformats.org/drawingml/2006/picture">
+                  <pic:nvPicPr>
+                    <pic:cNvPr id="19819071" name="Image 1" descr="Une image contenant capture d’écran, diagramme, conception&#10;&#10;Le contenu généré par l’IA peut être incorrect."/>
+                    <pic:cNvPicPr/>
+                  </pic:nvPicPr>
+                  <pic:blipFill>
+                    <a:blip r:embed="rId12"/>
+                    <a:stretch>
+                      <a:fillRect/>
+                    </a:stretch>
+                  </pic:blipFill>
+                  <pic:spPr>
+                    <a:xfrm>
+                      <a:off x="0" y="0"/>
+                      <a:ext cx="5760720" cy="2914650"/>
                     </a:xfrm>
                     <a:prstGeom prst="rect">
                       <a:avLst/>

--- a/EXO BDD.docx
+++ b/EXO BDD.docx
@@ -217,6 +217,7 @@
       <w:r>
         <w:t>CLIENT (</w:t>
       </w:r>
+      <w:proofErr w:type="spellStart"/>
       <w:r>
         <w:rPr>
           <w:u w:val="single"/>
@@ -235,22 +236,41 @@
         </w:rPr>
         <w:t>clt</w:t>
       </w:r>
-      <w:r>
-        <w:t>, Nom, Prénom, Date_Naiss, Adresse)</w:t>
+      <w:proofErr w:type="spellEnd"/>
+      <w:r>
+        <w:t xml:space="preserve">, Nom, Prénom, </w:t>
+      </w:r>
+      <w:proofErr w:type="spellStart"/>
+      <w:r>
+        <w:t>Date_Naiss</w:t>
+      </w:r>
+      <w:proofErr w:type="spellEnd"/>
+      <w:r>
+        <w:t>, Adresse)</w:t>
       </w:r>
     </w:p>
     <w:p>
       <w:r>
         <w:t>DISQUE (</w:t>
       </w:r>
+      <w:proofErr w:type="spellStart"/>
       <w:r>
         <w:rPr>
           <w:u w:val="single"/>
         </w:rPr>
         <w:t>Num_ref_dsq</w:t>
       </w:r>
-      <w:r>
-        <w:t>, #Id_clt, Titre, Date_Gravure)</w:t>
+      <w:proofErr w:type="spellEnd"/>
+      <w:r>
+        <w:t xml:space="preserve">, #Id_clt, Titre, </w:t>
+      </w:r>
+      <w:proofErr w:type="spellStart"/>
+      <w:r>
+        <w:t>Date_Gravure</w:t>
+      </w:r>
+      <w:proofErr w:type="spellEnd"/>
+      <w:r>
+        <w:t>)</w:t>
       </w:r>
     </w:p>
     <w:p>
@@ -261,11 +281,32 @@
         <w:rPr>
           <w:u w:val="single"/>
         </w:rPr>
-        <w:t>(Id_Rayon</w:t>
-      </w:r>
-      <w:r>
-        <w:t>, # Num_ref_dsq, Libellé, Num_Rayon</w:t>
-      </w:r>
+        <w:t>(</w:t>
+      </w:r>
+      <w:proofErr w:type="spellStart"/>
+      <w:r>
+        <w:rPr>
+          <w:u w:val="single"/>
+        </w:rPr>
+        <w:t>Id_Rayon</w:t>
+      </w:r>
+      <w:proofErr w:type="spellEnd"/>
+      <w:r>
+        <w:t xml:space="preserve">, # </w:t>
+      </w:r>
+      <w:proofErr w:type="spellStart"/>
+      <w:r>
+        <w:t>Num_ref_dsq</w:t>
+      </w:r>
+      <w:proofErr w:type="spellEnd"/>
+      <w:r>
+        <w:t xml:space="preserve">, Libellé, </w:t>
+      </w:r>
+      <w:proofErr w:type="spellStart"/>
+      <w:r>
+        <w:t>Num_Rayon</w:t>
+      </w:r>
+      <w:proofErr w:type="spellEnd"/>
       <w:r>
         <w:t>)</w:t>
       </w:r>
@@ -274,12 +315,14 @@
       <w:r>
         <w:t>Artiste(</w:t>
       </w:r>
+      <w:proofErr w:type="spellStart"/>
       <w:r>
         <w:rPr>
           <w:u w:val="single"/>
         </w:rPr>
         <w:t>Id_Artiste</w:t>
       </w:r>
+      <w:proofErr w:type="spellEnd"/>
       <w:r>
         <w:t>, #</w:t>
       </w:r>
@@ -289,9 +332,11 @@
         </w:rPr>
         <w:t xml:space="preserve"> </w:t>
       </w:r>
+      <w:proofErr w:type="spellStart"/>
       <w:r>
         <w:t>Num_ref_dsq</w:t>
       </w:r>
+      <w:proofErr w:type="spellEnd"/>
       <w:r>
         <w:t>, Nom, Prénom, Pays, Domaine)</w:t>
       </w:r>
@@ -642,10 +687,10 @@
           <w:noProof/>
         </w:rPr>
         <w:drawing>
-          <wp:inline distT="0" distB="0" distL="0" distR="0" wp14:anchorId="262BE137" wp14:editId="4D66B288">
-            <wp:extent cx="5760720" cy="2914650"/>
-            <wp:effectExtent l="0" t="0" r="0" b="0"/>
-            <wp:docPr id="19819071" name="Image 1" descr="Une image contenant capture d’écran, diagramme, conception&#10;&#10;Le contenu généré par l’IA peut être incorrect."/>
+          <wp:inline distT="0" distB="0" distL="0" distR="0" wp14:anchorId="0170B1CF" wp14:editId="111B090E">
+            <wp:extent cx="5760720" cy="2220595"/>
+            <wp:effectExtent l="0" t="0" r="0" b="8255"/>
+            <wp:docPr id="629409202" name="Image 1" descr="Une image contenant capture d’écran, conception&#10;&#10;Le contenu généré par l’IA peut être incorrect."/>
             <wp:cNvGraphicFramePr>
               <a:graphicFrameLocks xmlns:a="http://schemas.openxmlformats.org/drawingml/2006/main" noChangeAspect="1"/>
             </wp:cNvGraphicFramePr>
@@ -653,7 +698,7 @@
               <a:graphicData uri="http://schemas.openxmlformats.org/drawingml/2006/picture">
                 <pic:pic xmlns:pic="http://schemas.openxmlformats.org/drawingml/2006/picture">
                   <pic:nvPicPr>
-                    <pic:cNvPr id="19819071" name="Image 1" descr="Une image contenant capture d’écran, diagramme, conception&#10;&#10;Le contenu généré par l’IA peut être incorrect."/>
+                    <pic:cNvPr id="629409202" name="Image 1" descr="Une image contenant capture d’écran, conception&#10;&#10;Le contenu généré par l’IA peut être incorrect."/>
                     <pic:cNvPicPr/>
                   </pic:nvPicPr>
                   <pic:blipFill>
@@ -665,7 +710,7 @@
                   <pic:spPr>
                     <a:xfrm>
                       <a:off x="0" y="0"/>
-                      <a:ext cx="5760720" cy="2914650"/>
+                      <a:ext cx="5760720" cy="2220595"/>
                     </a:xfrm>
                     <a:prstGeom prst="rect">
                       <a:avLst/>
